--- a/source_posters/Takahashi1.docx
+++ b/source_posters/Takahashi1.docx
@@ -1,6 +1,6 @@
 
 <file path=word/document.xml><?xml version="1.0" encoding="utf-8"?>
-<w:document xmlns:wpc="http://schemas.microsoft.com/office/word/2010/wordprocessingCanvas" xmlns:cx="http://schemas.microsoft.com/office/drawing/2014/chartex" xmlns:cx1="http://schemas.microsoft.com/office/drawing/2015/9/8/chartex" xmlns:cx2="http://schemas.microsoft.com/office/drawing/2015/10/21/chartex" xmlns:cx3="http://schemas.microsoft.com/office/drawing/2016/5/9/chartex" xmlns:cx4="http://schemas.microsoft.com/office/drawing/2016/5/10/chartex" xmlns:cx5="http://schemas.microsoft.com/office/drawing/2016/5/11/chartex" xmlns:cx6="http://schemas.microsoft.com/office/drawing/2016/5/12/chartex" xmlns:cx7="http://schemas.microsoft.com/office/drawing/2016/5/13/chartex" xmlns:cx8="http://schemas.microsoft.com/office/drawing/2016/5/14/chartex" xmlns:mc="http://schemas.openxmlformats.org/markup-compatibility/2006" xmlns:m="http://schemas.openxmlformats.org/officeDocument/2006/math" xmlns:aink="http://schemas.microsoft.com/office/drawing/2016/ink" xmlns:am3d="http://schemas.microsoft.com/office/drawing/2017/model3d" xmlns:oel="http://schemas.microsoft.com/office/2019/extlst" xmlns:r="http://schemas.openxmlformats.org/officeDocument/2006/relationships" xmlns:wp14="http://schemas.microsoft.com/office/word/2010/wordprocessingDrawing" xmlns:wp="http://schemas.openxmlformats.org/drawingml/2006/wordprocessingDrawing" xmlns:wpg="http://schemas.microsoft.com/office/word/2010/wordprocessingGroup" xmlns:wpi="http://schemas.microsoft.com/office/word/2010/wordprocessingInk" xmlns:wps="http://schemas.microsoft.com/office/word/2010/wordprocessingShape" xmlns:o="urn:schemas-microsoft-com:office:office" xmlns:v="urn:schemas-microsoft-com:vml" xmlns:w10="urn:schemas-microsoft-com:office:word" xmlns:w="http://schemas.openxmlformats.org/wordprocessingml/2006/main" xmlns:w14="http://schemas.microsoft.com/office/word/2010/wordml" xmlns:w15="http://schemas.microsoft.com/office/word/2012/wordml" xmlns:w16cex="http://schemas.microsoft.com/office/word/2018/wordml/cex" xmlns:w16cid="http://schemas.microsoft.com/office/word/2016/wordml/cid" xmlns:w16="http://schemas.microsoft.com/office/word/2018/wordml" xmlns:w16sdtdh="http://schemas.microsoft.com/office/word/2020/wordml/sdtdatahash" xmlns:w16sdtfl="http://schemas.microsoft.com/office/word/2024/wordml/sdtformatlock" xmlns:w16se="http://schemas.microsoft.com/office/word/2015/wordml/symex" xmlns:w16du="http://schemas.microsoft.com/office/word/2023/wordml/word16du" xmlns:wne="http://schemas.microsoft.com/office/word/2006/wordml" mc:Ignorable="w14 w15 w16se w16cid w16 w16cex w16sdtdh w16sdtfl w16du wp14">
+<w:document xmlns:wpc="http://schemas.microsoft.com/office/word/2010/wordprocessingCanvas" xmlns:cx="http://schemas.microsoft.com/office/drawing/2014/chartex" xmlns:cx1="http://schemas.microsoft.com/office/drawing/2015/9/8/chartex" xmlns:cx2="http://schemas.microsoft.com/office/drawing/2015/10/21/chartex" xmlns:cx3="http://schemas.microsoft.com/office/drawing/2016/5/9/chartex" xmlns:cx4="http://schemas.microsoft.com/office/drawing/2016/5/10/chartex" xmlns:cx5="http://schemas.microsoft.com/office/drawing/2016/5/11/chartex" xmlns:cx6="http://schemas.microsoft.com/office/drawing/2016/5/12/chartex" xmlns:cx7="http://schemas.microsoft.com/office/drawing/2016/5/13/chartex" xmlns:cx8="http://schemas.microsoft.com/office/drawing/2016/5/14/chartex" xmlns:mc="http://schemas.openxmlformats.org/markup-compatibility/2006" xmlns:aink="http://schemas.microsoft.com/office/drawing/2016/ink" xmlns:am3d="http://schemas.microsoft.com/office/drawing/2017/model3d" xmlns:o="urn:schemas-microsoft-com:office:office" xmlns:oel="http://schemas.microsoft.com/office/2019/extlst" xmlns:r="http://schemas.openxmlformats.org/officeDocument/2006/relationships" xmlns:m="http://schemas.openxmlformats.org/officeDocument/2006/math" xmlns:v="urn:schemas-microsoft-com:vml" xmlns:wp14="http://schemas.microsoft.com/office/word/2010/wordprocessingDrawing" xmlns:wp="http://schemas.openxmlformats.org/drawingml/2006/wordprocessingDrawing" xmlns:w10="urn:schemas-microsoft-com:office:word" xmlns:w="http://schemas.openxmlformats.org/wordprocessingml/2006/main" xmlns:w14="http://schemas.microsoft.com/office/word/2010/wordml" xmlns:w15="http://schemas.microsoft.com/office/word/2012/wordml" xmlns:w16cex="http://schemas.microsoft.com/office/word/2018/wordml/cex" xmlns:w16cid="http://schemas.microsoft.com/office/word/2016/wordml/cid" xmlns:w16="http://schemas.microsoft.com/office/word/2018/wordml" xmlns:w16du="http://schemas.microsoft.com/office/word/2023/wordml/word16du" xmlns:w16sdtdh="http://schemas.microsoft.com/office/word/2020/wordml/sdtdatahash" xmlns:w16sdtfl="http://schemas.microsoft.com/office/word/2024/wordml/sdtformatlock" xmlns:w16se="http://schemas.microsoft.com/office/word/2015/wordml/symex" xmlns:wpg="http://schemas.microsoft.com/office/word/2010/wordprocessingGroup" xmlns:wpi="http://schemas.microsoft.com/office/word/2010/wordprocessingInk" xmlns:wne="http://schemas.microsoft.com/office/word/2006/wordml" xmlns:wps="http://schemas.microsoft.com/office/word/2010/wordprocessingShape" mc:Ignorable="w14 w15 w16se w16cid w16 w16cex w16sdtdh w16sdtfl w16du wp14">
   <w:body>
     <w:p>
       <w:pPr>
@@ -25,17 +25,17 @@
         </w:rPr>
         <w:t>Molecular Dynamics Study on the Cosolvency Mechanism</w:t>
       </w:r>
-    </w:p>
-    <w:p>
-      <w:pPr>
-        <w:jc w:val="center"/>
-        <w:rPr>
-          <w:rFonts w:ascii="Times New Roman" w:hAnsi="Times New Roman" w:cs="Times New Roman"/>
+      <w:r>
+        <w:rPr>
+          <w:rFonts w:ascii="Times New Roman" w:hAnsi="Times New Roman" w:cs="Times New Roman"/>
+          <w:b/>
+          <w:bCs/>
           <w:sz w:val="32"/>
           <w:szCs w:val="32"/>
           <w:lang w:val="en-GB"/>
         </w:rPr>
-      </w:pPr>
+        <w:t xml:space="preserve"> </w:t>
+      </w:r>
       <w:r>
         <w:rPr>
           <w:rFonts w:ascii="Times New Roman" w:hAnsi="Times New Roman" w:cs="Times New Roman"/>
@@ -45,31 +45,7 @@
           <w:szCs w:val="32"/>
           <w:lang w:val="en-GB"/>
         </w:rPr>
-        <w:t xml:space="preserve">of </w:t>
-      </w:r>
-      <w:proofErr w:type="gramStart"/>
-      <w:r>
-        <w:rPr>
-          <w:rFonts w:ascii="Times New Roman" w:hAnsi="Times New Roman" w:cs="Times New Roman"/>
-          <w:b/>
-          <w:bCs/>
-          <w:sz w:val="32"/>
-          <w:szCs w:val="32"/>
-          <w:lang w:val="en-GB"/>
-        </w:rPr>
-        <w:t>Poly(</w:t>
-      </w:r>
-      <w:proofErr w:type="gramEnd"/>
-      <w:r>
-        <w:rPr>
-          <w:rFonts w:ascii="Times New Roman" w:hAnsi="Times New Roman" w:cs="Times New Roman"/>
-          <w:b/>
-          <w:bCs/>
-          <w:sz w:val="32"/>
-          <w:szCs w:val="32"/>
-          <w:lang w:val="en-GB"/>
-        </w:rPr>
-        <w:t>methyl acrylate) in Ethanol/Water Mixtures</w:t>
+        <w:t>of Poly(methyl acrylate) in Ethanol/Water Mixtures</w:t>
       </w:r>
     </w:p>
     <w:p>
@@ -336,27 +312,7 @@
           <w:sz w:val="22"/>
           <w:szCs w:val="22"/>
         </w:rPr>
-        <w:t xml:space="preserve">Grad. Sch. of Life Sci., Ritsumeikan Univ., 1-1-1 </w:t>
-      </w:r>
-      <w:proofErr w:type="spellStart"/>
-      <w:r>
-        <w:rPr>
-          <w:rFonts w:ascii="Times New Roman" w:hAnsi="Times New Roman"/>
-          <w:iCs/>
-          <w:sz w:val="22"/>
-          <w:szCs w:val="22"/>
-        </w:rPr>
-        <w:t>Nojihigashi</w:t>
-      </w:r>
-      <w:proofErr w:type="spellEnd"/>
-      <w:r>
-        <w:rPr>
-          <w:rFonts w:ascii="Times New Roman" w:hAnsi="Times New Roman"/>
-          <w:iCs/>
-          <w:sz w:val="22"/>
-          <w:szCs w:val="22"/>
-        </w:rPr>
-        <w:t>, Kusatsu, Shiga 525-8577, Japan</w:t>
+        <w:t>Grad. Sch. of Life Sci., Ritsumeikan Univ., 1-1-1 Nojihigashi, Kusatsu, Shiga 525-8577, Japan</w:t>
       </w:r>
     </w:p>
     <w:p>
@@ -386,27 +342,7 @@
           <w:sz w:val="22"/>
           <w:szCs w:val="22"/>
         </w:rPr>
-        <w:t xml:space="preserve">Grad. Sch. of Frontier Sci., The Univ. of Tokyo, 5-1-5 </w:t>
-      </w:r>
-      <w:proofErr w:type="spellStart"/>
-      <w:r>
-        <w:rPr>
-          <w:rFonts w:ascii="Times New Roman" w:hAnsi="Times New Roman"/>
-          <w:iCs/>
-          <w:sz w:val="22"/>
-          <w:szCs w:val="22"/>
-        </w:rPr>
-        <w:t>Kashiwanoha</w:t>
-      </w:r>
-      <w:proofErr w:type="spellEnd"/>
-      <w:r>
-        <w:rPr>
-          <w:rFonts w:ascii="Times New Roman" w:hAnsi="Times New Roman"/>
-          <w:iCs/>
-          <w:sz w:val="22"/>
-          <w:szCs w:val="22"/>
-        </w:rPr>
-        <w:t>, Kashiwa, Chiba 277-8561, Japan</w:t>
+        <w:t>Grad. Sch. of Frontier Sci., The Univ. of Tokyo, 5-1-5 Kashiwanoha, Kashiwa, Chiba 277-8561, Japan</w:t>
       </w:r>
     </w:p>
     <w:p>
@@ -436,27 +372,7 @@
           <w:sz w:val="22"/>
           <w:szCs w:val="22"/>
         </w:rPr>
-        <w:t xml:space="preserve">Dept. of Appl. Chem., Coll. of Life Sci., Ritsumeikan Univ., 1-1-1 </w:t>
-      </w:r>
-      <w:proofErr w:type="spellStart"/>
-      <w:r>
-        <w:rPr>
-          <w:rFonts w:ascii="Times New Roman" w:hAnsi="Times New Roman"/>
-          <w:iCs/>
-          <w:sz w:val="22"/>
-          <w:szCs w:val="22"/>
-        </w:rPr>
-        <w:t>Nojihigashi</w:t>
-      </w:r>
-      <w:proofErr w:type="spellEnd"/>
-      <w:r>
-        <w:rPr>
-          <w:rFonts w:ascii="Times New Roman" w:hAnsi="Times New Roman"/>
-          <w:iCs/>
-          <w:sz w:val="22"/>
-          <w:szCs w:val="22"/>
-        </w:rPr>
-        <w:t>, Kusatsu, Shiga 525-8577, Japan</w:t>
+        <w:t>Dept. of Appl. Chem., Coll. of Life Sci., Ritsumeikan Univ., 1-1-1 Nojihigashi, Kusatsu, Shiga 525-8577, Japan</w:t>
       </w:r>
     </w:p>
     <w:p>
@@ -486,88 +402,48 @@
           <w:sz w:val="22"/>
           <w:szCs w:val="22"/>
         </w:rPr>
-        <w:t xml:space="preserve">Dept. of Chem. and Mater. Eng., Fac. of Chem., Mater. and </w:t>
-      </w:r>
-      <w:proofErr w:type="spellStart"/>
-      <w:r>
-        <w:rPr>
-          <w:rFonts w:ascii="Times New Roman" w:hAnsi="Times New Roman"/>
-          <w:iCs/>
+        <w:t>Dept. of Chem. and Mater. Eng., Fac. of Chem., Mater. and Bioeng., Kansai Univ., 3-3-35 Yamate-cho, Suita, Osaka 564-8680, Japan</w:t>
+      </w:r>
+    </w:p>
+    <w:p>
+      <w:pPr>
+        <w:jc w:val="center"/>
+        <w:rPr>
+          <w:rFonts w:ascii="Times New Roman" w:hAnsi="Times New Roman" w:cs="Times New Roman"/>
           <w:sz w:val="22"/>
           <w:szCs w:val="22"/>
-        </w:rPr>
-        <w:t>Bioeng</w:t>
-      </w:r>
-      <w:proofErr w:type="spellEnd"/>
-      <w:r>
-        <w:rPr>
-          <w:rFonts w:ascii="Times New Roman" w:hAnsi="Times New Roman"/>
-          <w:iCs/>
+          <w:lang w:val="it-IT"/>
+        </w:rPr>
+      </w:pPr>
+      <w:r>
+        <w:rPr>
+          <w:rFonts w:ascii="Times New Roman" w:hAnsi="Times New Roman" w:cs="Times New Roman"/>
           <w:sz w:val="22"/>
           <w:szCs w:val="22"/>
-        </w:rPr>
-        <w:t>., Kansai Univ., 3-3-35 Yamate-</w:t>
-      </w:r>
-      <w:proofErr w:type="spellStart"/>
-      <w:r>
-        <w:rPr>
-          <w:rFonts w:ascii="Times New Roman" w:hAnsi="Times New Roman"/>
-          <w:iCs/>
+          <w:lang w:val="it-IT"/>
+        </w:rPr>
+        <w:t xml:space="preserve">e-mail: </w:t>
+      </w:r>
+      <w:r>
+        <w:rPr>
+          <w:rFonts w:ascii="Times New Roman" w:hAnsi="Times New Roman" w:cs="Times New Roman"/>
           <w:sz w:val="22"/>
           <w:szCs w:val="22"/>
-        </w:rPr>
-        <w:t>cho</w:t>
-      </w:r>
-      <w:proofErr w:type="spellEnd"/>
-      <w:r>
-        <w:rPr>
-          <w:rFonts w:ascii="Times New Roman" w:hAnsi="Times New Roman"/>
-          <w:iCs/>
-          <w:sz w:val="22"/>
-          <w:szCs w:val="22"/>
-        </w:rPr>
-        <w:t>, Suita, Osaka 564-8680, Japan</w:t>
+          <w:lang w:val="it-IT"/>
+        </w:rPr>
+        <w:t>k-fuji@kansai-u.ac.jp</w:t>
       </w:r>
     </w:p>
     <w:p>
       <w:pPr>
-        <w:jc w:val="center"/>
-        <w:rPr>
-          <w:rFonts w:ascii="Times New Roman" w:hAnsi="Times New Roman" w:cs="Times New Roman"/>
-          <w:sz w:val="22"/>
-          <w:szCs w:val="22"/>
-          <w:lang w:val="en-GB"/>
-        </w:rPr>
-      </w:pPr>
-      <w:r>
-        <w:rPr>
-          <w:rFonts w:ascii="Times New Roman" w:hAnsi="Times New Roman" w:cs="Times New Roman"/>
-          <w:sz w:val="22"/>
-          <w:szCs w:val="22"/>
-          <w:lang w:val="en-GB"/>
-        </w:rPr>
-        <w:t xml:space="preserve">e-mail: </w:t>
-      </w:r>
-      <w:r>
-        <w:rPr>
-          <w:rFonts w:ascii="Times New Roman" w:hAnsi="Times New Roman" w:cs="Times New Roman"/>
-          <w:sz w:val="22"/>
-          <w:szCs w:val="22"/>
-          <w:lang w:val="en-GB"/>
-        </w:rPr>
-        <w:t>k-fuji@kansai-u.ac.jp</w:t>
-      </w:r>
+        <w:rPr>
+          <w:rFonts w:ascii="Times New Roman" w:hAnsi="Times New Roman" w:cs="Times New Roman"/>
+          <w:lang w:val="it-IT"/>
+        </w:rPr>
+      </w:pPr>
     </w:p>
     <w:p>
       <w:pPr>
-        <w:rPr>
-          <w:rFonts w:ascii="Times New Roman" w:hAnsi="Times New Roman" w:cs="Times New Roman"/>
-          <w:lang w:val="en-GB"/>
-        </w:rPr>
-      </w:pPr>
-    </w:p>
-    <w:p>
-      <w:pPr>
         <w:ind w:firstLine="708"/>
         <w:rPr>
           <w:rFonts w:ascii="Times New Roman" w:hAnsi="Times New Roman" w:cs="Times New Roman"/>
@@ -705,23 +581,7 @@
           <w:rFonts w:ascii="Times New Roman" w:hAnsi="Times New Roman" w:cs="Times New Roman"/>
           <w:lang w:val="en-GB"/>
         </w:rPr>
-        <w:t xml:space="preserve">. This </w:t>
-      </w:r>
-      <w:proofErr w:type="spellStart"/>
-      <w:r>
-        <w:rPr>
-          <w:rFonts w:ascii="Times New Roman" w:hAnsi="Times New Roman" w:cs="Times New Roman"/>
-          <w:lang w:val="en-GB"/>
-        </w:rPr>
-        <w:t>behavior</w:t>
-      </w:r>
-      <w:proofErr w:type="spellEnd"/>
-      <w:r>
-        <w:rPr>
-          <w:rFonts w:ascii="Times New Roman" w:hAnsi="Times New Roman" w:cs="Times New Roman"/>
-          <w:lang w:val="en-GB"/>
-        </w:rPr>
-        <w:t xml:space="preserve"> cannot be explained by conventional solubility indices based on pairwise solute–solvent interactions, and a molecular-level mechanistic understanding is therefore required.</w:t>
+        <w:t>. This behavior cannot be explained by conventional solubility indices based on pairwise solute–solvent interactions, and a molecular-level mechanistic understanding is therefore required.</w:t>
       </w:r>
       <w:r>
         <w:rPr>
@@ -742,23 +602,7 @@
           <w:rFonts w:ascii="Times New Roman" w:hAnsi="Times New Roman" w:cs="Times New Roman"/>
           <w:lang w:val="en-GB"/>
         </w:rPr>
-        <w:t xml:space="preserve"> </w:t>
-      </w:r>
-      <w:proofErr w:type="gramStart"/>
-      <w:r>
-        <w:rPr>
-          <w:rFonts w:ascii="Times New Roman" w:hAnsi="Times New Roman" w:cs="Times New Roman"/>
-          <w:lang w:val="en-GB"/>
-        </w:rPr>
-        <w:t>Poly(</w:t>
-      </w:r>
-      <w:proofErr w:type="gramEnd"/>
-      <w:r>
-        <w:rPr>
-          <w:rFonts w:ascii="Times New Roman" w:hAnsi="Times New Roman" w:cs="Times New Roman"/>
-          <w:lang w:val="en-GB"/>
-        </w:rPr>
-        <w:t xml:space="preserve">methyl acrylate) (PMA) was used </w:t>
+        <w:t xml:space="preserve"> Poly(methyl acrylate) (PMA) was used </w:t>
       </w:r>
       <w:r>
         <w:rPr>
@@ -766,21 +610,12 @@
         </w:rPr>
         <w:t xml:space="preserve">as a structurally simpler analogue of </w:t>
       </w:r>
-      <w:proofErr w:type="gramStart"/>
-      <w:r>
-        <w:rPr>
-          <w:rFonts w:ascii="Times New Roman" w:hAnsi="Times New Roman" w:cs="Times New Roman"/>
-          <w:lang w:val="en-GB"/>
-        </w:rPr>
-        <w:t>poly(</w:t>
-      </w:r>
-      <w:proofErr w:type="gramEnd"/>
-      <w:r>
-        <w:rPr>
-          <w:rFonts w:ascii="Times New Roman" w:hAnsi="Times New Roman" w:cs="Times New Roman"/>
-          <w:lang w:val="en-GB"/>
-        </w:rPr>
-        <w:t>methyl methacrylate)</w:t>
+      <w:r>
+        <w:rPr>
+          <w:rFonts w:ascii="Times New Roman" w:hAnsi="Times New Roman" w:cs="Times New Roman"/>
+          <w:lang w:val="en-GB"/>
+        </w:rPr>
+        <w:t>poly(methyl methacrylate)</w:t>
       </w:r>
       <w:r>
         <w:rPr>
@@ -1588,23 +1423,7 @@
           <w:rFonts w:ascii="Times New Roman" w:hAnsi="Times New Roman" w:cs="Times New Roman"/>
           <w:lang w:val="en-GB"/>
         </w:rPr>
-        <w:t xml:space="preserve">J. M. G. Cowie, M. A. Mohsin and I. J. </w:t>
-      </w:r>
-      <w:proofErr w:type="spellStart"/>
-      <w:r>
-        <w:rPr>
-          <w:rFonts w:ascii="Times New Roman" w:hAnsi="Times New Roman" w:cs="Times New Roman"/>
-          <w:lang w:val="en-GB"/>
-        </w:rPr>
-        <w:t>MuCwen</w:t>
-      </w:r>
-      <w:proofErr w:type="spellEnd"/>
-      <w:r>
-        <w:rPr>
-          <w:rFonts w:ascii="Times New Roman" w:hAnsi="Times New Roman" w:cs="Times New Roman"/>
-          <w:lang w:val="en-GB"/>
-        </w:rPr>
-        <w:t xml:space="preserve">, </w:t>
+        <w:t xml:space="preserve">J. M. G. Cowie, M. A. Mohsin and I. J. MuCwen, </w:t>
       </w:r>
       <w:r>
         <w:rPr>
@@ -1726,23 +1545,7 @@
           <w:rFonts w:ascii="Times New Roman" w:hAnsi="Times New Roman" w:cs="Times New Roman"/>
           <w:lang w:val="en-GB"/>
         </w:rPr>
-        <w:t xml:space="preserve">W. J. Jorgensen, D. S. Maxwell, J. </w:t>
-      </w:r>
-      <w:proofErr w:type="spellStart"/>
-      <w:r>
-        <w:rPr>
-          <w:rFonts w:ascii="Times New Roman" w:hAnsi="Times New Roman" w:cs="Times New Roman"/>
-          <w:lang w:val="en-GB"/>
-        </w:rPr>
-        <w:t>TiradoRives</w:t>
-      </w:r>
-      <w:proofErr w:type="spellEnd"/>
-      <w:r>
-        <w:rPr>
-          <w:rFonts w:ascii="Times New Roman" w:hAnsi="Times New Roman" w:cs="Times New Roman"/>
-          <w:lang w:val="en-GB"/>
-        </w:rPr>
-        <w:t xml:space="preserve">, </w:t>
+        <w:t xml:space="preserve">W. J. Jorgensen, D. S. Maxwell, J. TiradoRives, </w:t>
       </w:r>
       <w:r>
         <w:rPr>
@@ -1867,7 +1670,7 @@
 </file>
 
 <file path=word/endnotes.xml><?xml version="1.0" encoding="utf-8"?>
-<w:endnotes xmlns:wpc="http://schemas.microsoft.com/office/word/2010/wordprocessingCanvas" xmlns:cx="http://schemas.microsoft.com/office/drawing/2014/chartex" xmlns:cx1="http://schemas.microsoft.com/office/drawing/2015/9/8/chartex" xmlns:cx2="http://schemas.microsoft.com/office/drawing/2015/10/21/chartex" xmlns:cx3="http://schemas.microsoft.com/office/drawing/2016/5/9/chartex" xmlns:cx4="http://schemas.microsoft.com/office/drawing/2016/5/10/chartex" xmlns:cx5="http://schemas.microsoft.com/office/drawing/2016/5/11/chartex" xmlns:cx6="http://schemas.microsoft.com/office/drawing/2016/5/12/chartex" xmlns:cx7="http://schemas.microsoft.com/office/drawing/2016/5/13/chartex" xmlns:cx8="http://schemas.microsoft.com/office/drawing/2016/5/14/chartex" xmlns:mc="http://schemas.openxmlformats.org/markup-compatibility/2006" xmlns:m="http://schemas.openxmlformats.org/officeDocument/2006/math" xmlns:aink="http://schemas.microsoft.com/office/drawing/2016/ink" xmlns:am3d="http://schemas.microsoft.com/office/drawing/2017/model3d" xmlns:oel="http://schemas.microsoft.com/office/2019/extlst" xmlns:r="http://schemas.openxmlformats.org/officeDocument/2006/relationships" xmlns:wp14="http://schemas.microsoft.com/office/word/2010/wordprocessingDrawing" xmlns:wp="http://schemas.openxmlformats.org/drawingml/2006/wordprocessingDrawing" xmlns:wpg="http://schemas.microsoft.com/office/word/2010/wordprocessingGroup" xmlns:wpi="http://schemas.microsoft.com/office/word/2010/wordprocessingInk" xmlns:wps="http://schemas.microsoft.com/office/word/2010/wordprocessingShape" xmlns:o="urn:schemas-microsoft-com:office:office" xmlns:v="urn:schemas-microsoft-com:vml" xmlns:w10="urn:schemas-microsoft-com:office:word" xmlns:w="http://schemas.openxmlformats.org/wordprocessingml/2006/main" xmlns:w14="http://schemas.microsoft.com/office/word/2010/wordml" xmlns:w15="http://schemas.microsoft.com/office/word/2012/wordml" xmlns:w16cex="http://schemas.microsoft.com/office/word/2018/wordml/cex" xmlns:w16cid="http://schemas.microsoft.com/office/word/2016/wordml/cid" xmlns:w16="http://schemas.microsoft.com/office/word/2018/wordml" xmlns:w16sdtdh="http://schemas.microsoft.com/office/word/2020/wordml/sdtdatahash" xmlns:w16sdtfl="http://schemas.microsoft.com/office/word/2024/wordml/sdtformatlock" xmlns:w16se="http://schemas.microsoft.com/office/word/2015/wordml/symex" xmlns:w16du="http://schemas.microsoft.com/office/word/2023/wordml/word16du" xmlns:wne="http://schemas.microsoft.com/office/word/2006/wordml" mc:Ignorable="w14 w15 w16se w16cid w16 w16cex w16sdtdh w16sdtfl w16du wp14">
+<w:endnotes xmlns:wpc="http://schemas.microsoft.com/office/word/2010/wordprocessingCanvas" xmlns:cx="http://schemas.microsoft.com/office/drawing/2014/chartex" xmlns:cx1="http://schemas.microsoft.com/office/drawing/2015/9/8/chartex" xmlns:cx2="http://schemas.microsoft.com/office/drawing/2015/10/21/chartex" xmlns:cx3="http://schemas.microsoft.com/office/drawing/2016/5/9/chartex" xmlns:cx4="http://schemas.microsoft.com/office/drawing/2016/5/10/chartex" xmlns:cx5="http://schemas.microsoft.com/office/drawing/2016/5/11/chartex" xmlns:cx6="http://schemas.microsoft.com/office/drawing/2016/5/12/chartex" xmlns:cx7="http://schemas.microsoft.com/office/drawing/2016/5/13/chartex" xmlns:cx8="http://schemas.microsoft.com/office/drawing/2016/5/14/chartex" xmlns:mc="http://schemas.openxmlformats.org/markup-compatibility/2006" xmlns:aink="http://schemas.microsoft.com/office/drawing/2016/ink" xmlns:am3d="http://schemas.microsoft.com/office/drawing/2017/model3d" xmlns:o="urn:schemas-microsoft-com:office:office" xmlns:oel="http://schemas.microsoft.com/office/2019/extlst" xmlns:r="http://schemas.openxmlformats.org/officeDocument/2006/relationships" xmlns:m="http://schemas.openxmlformats.org/officeDocument/2006/math" xmlns:v="urn:schemas-microsoft-com:vml" xmlns:wp14="http://schemas.microsoft.com/office/word/2010/wordprocessingDrawing" xmlns:wp="http://schemas.openxmlformats.org/drawingml/2006/wordprocessingDrawing" xmlns:w10="urn:schemas-microsoft-com:office:word" xmlns:w="http://schemas.openxmlformats.org/wordprocessingml/2006/main" xmlns:w14="http://schemas.microsoft.com/office/word/2010/wordml" xmlns:w15="http://schemas.microsoft.com/office/word/2012/wordml" xmlns:w16cex="http://schemas.microsoft.com/office/word/2018/wordml/cex" xmlns:w16cid="http://schemas.microsoft.com/office/word/2016/wordml/cid" xmlns:w16="http://schemas.microsoft.com/office/word/2018/wordml" xmlns:w16du="http://schemas.microsoft.com/office/word/2023/wordml/word16du" xmlns:w16sdtdh="http://schemas.microsoft.com/office/word/2020/wordml/sdtdatahash" xmlns:w16sdtfl="http://schemas.microsoft.com/office/word/2024/wordml/sdtformatlock" xmlns:w16se="http://schemas.microsoft.com/office/word/2015/wordml/symex" xmlns:wpg="http://schemas.microsoft.com/office/word/2010/wordprocessingGroup" xmlns:wpi="http://schemas.microsoft.com/office/word/2010/wordprocessingInk" xmlns:wne="http://schemas.microsoft.com/office/word/2006/wordml" xmlns:wps="http://schemas.microsoft.com/office/word/2010/wordprocessingShape" mc:Ignorable="w14 w15 w16se w16cid w16 w16cex w16sdtdh w16sdtfl w16du wp14">
   <w:endnote w:type="separator" w:id="-1">
     <w:p>
       <w:pPr>
@@ -1902,7 +1705,7 @@
 </file>
 
 <file path=word/footnotes.xml><?xml version="1.0" encoding="utf-8"?>
-<w:footnotes xmlns:wpc="http://schemas.microsoft.com/office/word/2010/wordprocessingCanvas" xmlns:cx="http://schemas.microsoft.com/office/drawing/2014/chartex" xmlns:cx1="http://schemas.microsoft.com/office/drawing/2015/9/8/chartex" xmlns:cx2="http://schemas.microsoft.com/office/drawing/2015/10/21/chartex" xmlns:cx3="http://schemas.microsoft.com/office/drawing/2016/5/9/chartex" xmlns:cx4="http://schemas.microsoft.com/office/drawing/2016/5/10/chartex" xmlns:cx5="http://schemas.microsoft.com/office/drawing/2016/5/11/chartex" xmlns:cx6="http://schemas.microsoft.com/office/drawing/2016/5/12/chartex" xmlns:cx7="http://schemas.microsoft.com/office/drawing/2016/5/13/chartex" xmlns:cx8="http://schemas.microsoft.com/office/drawing/2016/5/14/chartex" xmlns:mc="http://schemas.openxmlformats.org/markup-compatibility/2006" xmlns:m="http://schemas.openxmlformats.org/officeDocument/2006/math" xmlns:aink="http://schemas.microsoft.com/office/drawing/2016/ink" xmlns:am3d="http://schemas.microsoft.com/office/drawing/2017/model3d" xmlns:oel="http://schemas.microsoft.com/office/2019/extlst" xmlns:r="http://schemas.openxmlformats.org/officeDocument/2006/relationships" xmlns:wp14="http://schemas.microsoft.com/office/word/2010/wordprocessingDrawing" xmlns:wp="http://schemas.openxmlformats.org/drawingml/2006/wordprocessingDrawing" xmlns:wpg="http://schemas.microsoft.com/office/word/2010/wordprocessingGroup" xmlns:wpi="http://schemas.microsoft.com/office/word/2010/wordprocessingInk" xmlns:wps="http://schemas.microsoft.com/office/word/2010/wordprocessingShape" xmlns:o="urn:schemas-microsoft-com:office:office" xmlns:v="urn:schemas-microsoft-com:vml" xmlns:w10="urn:schemas-microsoft-com:office:word" xmlns:w="http://schemas.openxmlformats.org/wordprocessingml/2006/main" xmlns:w14="http://schemas.microsoft.com/office/word/2010/wordml" xmlns:w15="http://schemas.microsoft.com/office/word/2012/wordml" xmlns:w16cex="http://schemas.microsoft.com/office/word/2018/wordml/cex" xmlns:w16cid="http://schemas.microsoft.com/office/word/2016/wordml/cid" xmlns:w16="http://schemas.microsoft.com/office/word/2018/wordml" xmlns:w16sdtdh="http://schemas.microsoft.com/office/word/2020/wordml/sdtdatahash" xmlns:w16sdtfl="http://schemas.microsoft.com/office/word/2024/wordml/sdtformatlock" xmlns:w16se="http://schemas.microsoft.com/office/word/2015/wordml/symex" xmlns:w16du="http://schemas.microsoft.com/office/word/2023/wordml/word16du" xmlns:wne="http://schemas.microsoft.com/office/word/2006/wordml" mc:Ignorable="w14 w15 w16se w16cid w16 w16cex w16sdtdh w16sdtfl w16du wp14">
+<w:footnotes xmlns:wpc="http://schemas.microsoft.com/office/word/2010/wordprocessingCanvas" xmlns:cx="http://schemas.microsoft.com/office/drawing/2014/chartex" xmlns:cx1="http://schemas.microsoft.com/office/drawing/2015/9/8/chartex" xmlns:cx2="http://schemas.microsoft.com/office/drawing/2015/10/21/chartex" xmlns:cx3="http://schemas.microsoft.com/office/drawing/2016/5/9/chartex" xmlns:cx4="http://schemas.microsoft.com/office/drawing/2016/5/10/chartex" xmlns:cx5="http://schemas.microsoft.com/office/drawing/2016/5/11/chartex" xmlns:cx6="http://schemas.microsoft.com/office/drawing/2016/5/12/chartex" xmlns:cx7="http://schemas.microsoft.com/office/drawing/2016/5/13/chartex" xmlns:cx8="http://schemas.microsoft.com/office/drawing/2016/5/14/chartex" xmlns:mc="http://schemas.openxmlformats.org/markup-compatibility/2006" xmlns:aink="http://schemas.microsoft.com/office/drawing/2016/ink" xmlns:am3d="http://schemas.microsoft.com/office/drawing/2017/model3d" xmlns:o="urn:schemas-microsoft-com:office:office" xmlns:oel="http://schemas.microsoft.com/office/2019/extlst" xmlns:r="http://schemas.openxmlformats.org/officeDocument/2006/relationships" xmlns:m="http://schemas.openxmlformats.org/officeDocument/2006/math" xmlns:v="urn:schemas-microsoft-com:vml" xmlns:wp14="http://schemas.microsoft.com/office/word/2010/wordprocessingDrawing" xmlns:wp="http://schemas.openxmlformats.org/drawingml/2006/wordprocessingDrawing" xmlns:w10="urn:schemas-microsoft-com:office:word" xmlns:w="http://schemas.openxmlformats.org/wordprocessingml/2006/main" xmlns:w14="http://schemas.microsoft.com/office/word/2010/wordml" xmlns:w15="http://schemas.microsoft.com/office/word/2012/wordml" xmlns:w16cex="http://schemas.microsoft.com/office/word/2018/wordml/cex" xmlns:w16cid="http://schemas.microsoft.com/office/word/2016/wordml/cid" xmlns:w16="http://schemas.microsoft.com/office/word/2018/wordml" xmlns:w16du="http://schemas.microsoft.com/office/word/2023/wordml/word16du" xmlns:w16sdtdh="http://schemas.microsoft.com/office/word/2020/wordml/sdtdatahash" xmlns:w16sdtfl="http://schemas.microsoft.com/office/word/2024/wordml/sdtformatlock" xmlns:w16se="http://schemas.microsoft.com/office/word/2015/wordml/symex" xmlns:wpg="http://schemas.microsoft.com/office/word/2010/wordprocessingGroup" xmlns:wpi="http://schemas.microsoft.com/office/word/2010/wordprocessingInk" xmlns:wne="http://schemas.microsoft.com/office/word/2006/wordml" xmlns:wps="http://schemas.microsoft.com/office/word/2010/wordprocessingShape" mc:Ignorable="w14 w15 w16se w16cid w16 w16cex w16sdtdh w16sdtfl w16du wp14">
   <w:footnote w:type="separator" w:id="-1">
     <w:p>
       <w:pPr>
@@ -1937,10 +1740,10 @@
 </file>
 
 <file path=word/header1.xml><?xml version="1.0" encoding="utf-8"?>
-<w:hdr xmlns:wpc="http://schemas.microsoft.com/office/word/2010/wordprocessingCanvas" xmlns:cx="http://schemas.microsoft.com/office/drawing/2014/chartex" xmlns:cx1="http://schemas.microsoft.com/office/drawing/2015/9/8/chartex" xmlns:cx2="http://schemas.microsoft.com/office/drawing/2015/10/21/chartex" xmlns:cx3="http://schemas.microsoft.com/office/drawing/2016/5/9/chartex" xmlns:cx4="http://schemas.microsoft.com/office/drawing/2016/5/10/chartex" xmlns:cx5="http://schemas.microsoft.com/office/drawing/2016/5/11/chartex" xmlns:cx6="http://schemas.microsoft.com/office/drawing/2016/5/12/chartex" xmlns:cx7="http://schemas.microsoft.com/office/drawing/2016/5/13/chartex" xmlns:cx8="http://schemas.microsoft.com/office/drawing/2016/5/14/chartex" xmlns:mc="http://schemas.openxmlformats.org/markup-compatibility/2006" xmlns:m="http://schemas.openxmlformats.org/officeDocument/2006/math" xmlns:aink="http://schemas.microsoft.com/office/drawing/2016/ink" xmlns:am3d="http://schemas.microsoft.com/office/drawing/2017/model3d" xmlns:oel="http://schemas.microsoft.com/office/2019/extlst" xmlns:r="http://schemas.openxmlformats.org/officeDocument/2006/relationships" xmlns:wp14="http://schemas.microsoft.com/office/word/2010/wordprocessingDrawing" xmlns:wp="http://schemas.openxmlformats.org/drawingml/2006/wordprocessingDrawing" xmlns:wpg="http://schemas.microsoft.com/office/word/2010/wordprocessingGroup" xmlns:wpi="http://schemas.microsoft.com/office/word/2010/wordprocessingInk" xmlns:wps="http://schemas.microsoft.com/office/word/2010/wordprocessingShape" xmlns:o="urn:schemas-microsoft-com:office:office" xmlns:v="urn:schemas-microsoft-com:vml" xmlns:w10="urn:schemas-microsoft-com:office:word" xmlns:w="http://schemas.openxmlformats.org/wordprocessingml/2006/main" xmlns:w14="http://schemas.microsoft.com/office/word/2010/wordml" xmlns:w15="http://schemas.microsoft.com/office/word/2012/wordml" xmlns:w16cex="http://schemas.microsoft.com/office/word/2018/wordml/cex" xmlns:w16cid="http://schemas.microsoft.com/office/word/2016/wordml/cid" xmlns:w16="http://schemas.microsoft.com/office/word/2018/wordml" xmlns:w16sdtdh="http://schemas.microsoft.com/office/word/2020/wordml/sdtdatahash" xmlns:w16sdtfl="http://schemas.microsoft.com/office/word/2024/wordml/sdtformatlock" xmlns:w16se="http://schemas.microsoft.com/office/word/2015/wordml/symex" xmlns:w16du="http://schemas.microsoft.com/office/word/2023/wordml/word16du" xmlns:wne="http://schemas.microsoft.com/office/word/2006/wordml" mc:Ignorable="w14 w15 w16se w16cid w16 w16cex w16sdtdh w16sdtfl w16du wp14">
+<w:hdr xmlns:wpc="http://schemas.microsoft.com/office/word/2010/wordprocessingCanvas" xmlns:cx="http://schemas.microsoft.com/office/drawing/2014/chartex" xmlns:cx1="http://schemas.microsoft.com/office/drawing/2015/9/8/chartex" xmlns:cx2="http://schemas.microsoft.com/office/drawing/2015/10/21/chartex" xmlns:cx3="http://schemas.microsoft.com/office/drawing/2016/5/9/chartex" xmlns:cx4="http://schemas.microsoft.com/office/drawing/2016/5/10/chartex" xmlns:cx5="http://schemas.microsoft.com/office/drawing/2016/5/11/chartex" xmlns:cx6="http://schemas.microsoft.com/office/drawing/2016/5/12/chartex" xmlns:cx7="http://schemas.microsoft.com/office/drawing/2016/5/13/chartex" xmlns:cx8="http://schemas.microsoft.com/office/drawing/2016/5/14/chartex" xmlns:mc="http://schemas.openxmlformats.org/markup-compatibility/2006" xmlns:aink="http://schemas.microsoft.com/office/drawing/2016/ink" xmlns:am3d="http://schemas.microsoft.com/office/drawing/2017/model3d" xmlns:o="urn:schemas-microsoft-com:office:office" xmlns:oel="http://schemas.microsoft.com/office/2019/extlst" xmlns:r="http://schemas.openxmlformats.org/officeDocument/2006/relationships" xmlns:m="http://schemas.openxmlformats.org/officeDocument/2006/math" xmlns:v="urn:schemas-microsoft-com:vml" xmlns:wp14="http://schemas.microsoft.com/office/word/2010/wordprocessingDrawing" xmlns:wp="http://schemas.openxmlformats.org/drawingml/2006/wordprocessingDrawing" xmlns:w10="urn:schemas-microsoft-com:office:word" xmlns:w="http://schemas.openxmlformats.org/wordprocessingml/2006/main" xmlns:w14="http://schemas.microsoft.com/office/word/2010/wordml" xmlns:w15="http://schemas.microsoft.com/office/word/2012/wordml" xmlns:w16cex="http://schemas.microsoft.com/office/word/2018/wordml/cex" xmlns:w16cid="http://schemas.microsoft.com/office/word/2016/wordml/cid" xmlns:w16="http://schemas.microsoft.com/office/word/2018/wordml" xmlns:w16du="http://schemas.microsoft.com/office/word/2023/wordml/word16du" xmlns:w16sdtdh="http://schemas.microsoft.com/office/word/2020/wordml/sdtdatahash" xmlns:w16sdtfl="http://schemas.microsoft.com/office/word/2024/wordml/sdtformatlock" xmlns:w16se="http://schemas.microsoft.com/office/word/2015/wordml/symex" xmlns:wpg="http://schemas.microsoft.com/office/word/2010/wordprocessingGroup" xmlns:wpi="http://schemas.microsoft.com/office/word/2010/wordprocessingInk" xmlns:wne="http://schemas.microsoft.com/office/word/2006/wordml" xmlns:wps="http://schemas.microsoft.com/office/word/2010/wordprocessingShape" mc:Ignorable="w14 w15 w16se w16cid w16 w16cex w16sdtdh w16sdtfl w16du wp14">
   <w:p>
     <w:pPr>
-      <w:pStyle w:val="a6"/>
+      <w:pStyle w:val="Header"/>
       <w:jc w:val="center"/>
       <w:rPr>
         <w:rFonts w:asciiTheme="minorHAnsi" w:hAnsiTheme="minorHAnsi" w:cs="Times New Roman"/>
@@ -1973,7 +1776,7 @@
   </w:p>
   <w:p>
     <w:pPr>
-      <w:pStyle w:val="a6"/>
+      <w:pStyle w:val="Header"/>
       <w:tabs>
         <w:tab w:val="clear" w:pos="4320"/>
       </w:tabs>
@@ -2036,7 +1839,6 @@
       </w:rPr>
       <w:t xml:space="preserve">), </w:t>
     </w:r>
-    <w:proofErr w:type="gramStart"/>
     <w:r>
       <w:rPr>
         <w:rFonts w:asciiTheme="minorHAnsi" w:hAnsiTheme="minorHAnsi" w:cs="Times New Roman"/>
@@ -2058,7 +1860,6 @@
       </w:rPr>
       <w:t>th</w:t>
     </w:r>
-    <w:proofErr w:type="gramEnd"/>
     <w:r>
       <w:rPr>
         <w:rFonts w:asciiTheme="minorHAnsi" w:hAnsiTheme="minorHAnsi" w:cs="Times New Roman"/>
@@ -2100,7 +1901,6 @@
       </w:rPr>
       <w:t xml:space="preserve"> </w:t>
     </w:r>
-    <w:proofErr w:type="gramStart"/>
     <w:r>
       <w:rPr>
         <w:rFonts w:asciiTheme="minorHAnsi" w:hAnsiTheme="minorHAnsi" w:cs="Times New Roman"/>
@@ -2119,18 +1919,7 @@
         <w:sz w:val="20"/>
         <w:szCs w:val="22"/>
       </w:rPr>
-      <w:t>,</w:t>
-    </w:r>
-    <w:proofErr w:type="gramEnd"/>
-    <w:r>
-      <w:rPr>
-        <w:rFonts w:asciiTheme="minorHAnsi" w:hAnsiTheme="minorHAnsi" w:cs="Times New Roman"/>
-        <w:b/>
-        <w:color w:val="7F7F7F" w:themeColor="text1" w:themeTint="80"/>
-        <w:sz w:val="20"/>
-        <w:szCs w:val="22"/>
-      </w:rPr>
-      <w:t xml:space="preserve"> 202</w:t>
+      <w:t>, 202</w:t>
     </w:r>
     <w:r>
       <w:rPr>
@@ -2147,7 +1936,7 @@
 </file>
 
 <file path=word/numbering.xml><?xml version="1.0" encoding="utf-8"?>
-<w:numbering xmlns:wpc="http://schemas.microsoft.com/office/word/2010/wordprocessingCanvas" xmlns:cx="http://schemas.microsoft.com/office/drawing/2014/chartex" xmlns:cx1="http://schemas.microsoft.com/office/drawing/2015/9/8/chartex" xmlns:cx2="http://schemas.microsoft.com/office/drawing/2015/10/21/chartex" xmlns:cx3="http://schemas.microsoft.com/office/drawing/2016/5/9/chartex" xmlns:cx4="http://schemas.microsoft.com/office/drawing/2016/5/10/chartex" xmlns:cx5="http://schemas.microsoft.com/office/drawing/2016/5/11/chartex" xmlns:cx6="http://schemas.microsoft.com/office/drawing/2016/5/12/chartex" xmlns:cx7="http://schemas.microsoft.com/office/drawing/2016/5/13/chartex" xmlns:cx8="http://schemas.microsoft.com/office/drawing/2016/5/14/chartex" xmlns:mc="http://schemas.openxmlformats.org/markup-compatibility/2006" xmlns:m="http://schemas.openxmlformats.org/officeDocument/2006/math" xmlns:aink="http://schemas.microsoft.com/office/drawing/2016/ink" xmlns:am3d="http://schemas.microsoft.com/office/drawing/2017/model3d" xmlns:oel="http://schemas.microsoft.com/office/2019/extlst" xmlns:r="http://schemas.openxmlformats.org/officeDocument/2006/relationships" xmlns:wp14="http://schemas.microsoft.com/office/word/2010/wordprocessingDrawing" xmlns:wp="http://schemas.openxmlformats.org/drawingml/2006/wordprocessingDrawing" xmlns:wpg="http://schemas.microsoft.com/office/word/2010/wordprocessingGroup" xmlns:wpi="http://schemas.microsoft.com/office/word/2010/wordprocessingInk" xmlns:wps="http://schemas.microsoft.com/office/word/2010/wordprocessingShape" xmlns:o="urn:schemas-microsoft-com:office:office" xmlns:v="urn:schemas-microsoft-com:vml" xmlns:w10="urn:schemas-microsoft-com:office:word" xmlns:w="http://schemas.openxmlformats.org/wordprocessingml/2006/main" xmlns:w14="http://schemas.microsoft.com/office/word/2010/wordml" xmlns:w15="http://schemas.microsoft.com/office/word/2012/wordml" xmlns:w16cex="http://schemas.microsoft.com/office/word/2018/wordml/cex" xmlns:w16cid="http://schemas.microsoft.com/office/word/2016/wordml/cid" xmlns:w16="http://schemas.microsoft.com/office/word/2018/wordml" xmlns:w16sdtdh="http://schemas.microsoft.com/office/word/2020/wordml/sdtdatahash" xmlns:w16sdtfl="http://schemas.microsoft.com/office/word/2024/wordml/sdtformatlock" xmlns:w16se="http://schemas.microsoft.com/office/word/2015/wordml/symex" xmlns:w16du="http://schemas.microsoft.com/office/word/2023/wordml/word16du" xmlns:wne="http://schemas.microsoft.com/office/word/2006/wordml" mc:Ignorable="w14 w15 w16se w16cid w16 w16cex w16sdtdh w16sdtfl w16du wp14">
+<w:numbering xmlns:wpc="http://schemas.microsoft.com/office/word/2010/wordprocessingCanvas" xmlns:cx="http://schemas.microsoft.com/office/drawing/2014/chartex" xmlns:cx1="http://schemas.microsoft.com/office/drawing/2015/9/8/chartex" xmlns:cx2="http://schemas.microsoft.com/office/drawing/2015/10/21/chartex" xmlns:cx3="http://schemas.microsoft.com/office/drawing/2016/5/9/chartex" xmlns:cx4="http://schemas.microsoft.com/office/drawing/2016/5/10/chartex" xmlns:cx5="http://schemas.microsoft.com/office/drawing/2016/5/11/chartex" xmlns:cx6="http://schemas.microsoft.com/office/drawing/2016/5/12/chartex" xmlns:cx7="http://schemas.microsoft.com/office/drawing/2016/5/13/chartex" xmlns:cx8="http://schemas.microsoft.com/office/drawing/2016/5/14/chartex" xmlns:mc="http://schemas.openxmlformats.org/markup-compatibility/2006" xmlns:aink="http://schemas.microsoft.com/office/drawing/2016/ink" xmlns:am3d="http://schemas.microsoft.com/office/drawing/2017/model3d" xmlns:o="urn:schemas-microsoft-com:office:office" xmlns:oel="http://schemas.microsoft.com/office/2019/extlst" xmlns:r="http://schemas.openxmlformats.org/officeDocument/2006/relationships" xmlns:m="http://schemas.openxmlformats.org/officeDocument/2006/math" xmlns:v="urn:schemas-microsoft-com:vml" xmlns:wp14="http://schemas.microsoft.com/office/word/2010/wordprocessingDrawing" xmlns:wp="http://schemas.openxmlformats.org/drawingml/2006/wordprocessingDrawing" xmlns:w10="urn:schemas-microsoft-com:office:word" xmlns:w="http://schemas.openxmlformats.org/wordprocessingml/2006/main" xmlns:w14="http://schemas.microsoft.com/office/word/2010/wordml" xmlns:w15="http://schemas.microsoft.com/office/word/2012/wordml" xmlns:w16cex="http://schemas.microsoft.com/office/word/2018/wordml/cex" xmlns:w16cid="http://schemas.microsoft.com/office/word/2016/wordml/cid" xmlns:w16="http://schemas.microsoft.com/office/word/2018/wordml" xmlns:w16du="http://schemas.microsoft.com/office/word/2023/wordml/word16du" xmlns:w16sdtdh="http://schemas.microsoft.com/office/word/2020/wordml/sdtdatahash" xmlns:w16sdtfl="http://schemas.microsoft.com/office/word/2024/wordml/sdtformatlock" xmlns:w16se="http://schemas.microsoft.com/office/word/2015/wordml/symex" xmlns:wpg="http://schemas.microsoft.com/office/word/2010/wordprocessingGroup" xmlns:wpi="http://schemas.microsoft.com/office/word/2010/wordprocessingInk" xmlns:wne="http://schemas.microsoft.com/office/word/2006/wordml" xmlns:wps="http://schemas.microsoft.com/office/word/2010/wordprocessingShape" mc:Ignorable="w14 w15 w16se w16cid w16 w16cex w16sdtdh w16sdtfl w16du wp14">
   <w:abstractNum w:abstractNumId="0" w15:restartNumberingAfterBreak="0">
     <w:nsid w:val="15F57A87"/>
     <w:multiLevelType w:val="hybridMultilevel"/>
@@ -2387,7 +2176,7 @@
 </file>
 
 <file path=word/styles.xml><?xml version="1.0" encoding="utf-8"?>
-<w:styles xmlns:mc="http://schemas.openxmlformats.org/markup-compatibility/2006" xmlns:r="http://schemas.openxmlformats.org/officeDocument/2006/relationships" xmlns:w="http://schemas.openxmlformats.org/wordprocessingml/2006/main" xmlns:w14="http://schemas.microsoft.com/office/word/2010/wordml" xmlns:w15="http://schemas.microsoft.com/office/word/2012/wordml" xmlns:w16cex="http://schemas.microsoft.com/office/word/2018/wordml/cex" xmlns:w16cid="http://schemas.microsoft.com/office/word/2016/wordml/cid" xmlns:w16="http://schemas.microsoft.com/office/word/2018/wordml" xmlns:w16sdtdh="http://schemas.microsoft.com/office/word/2020/wordml/sdtdatahash" xmlns:w16sdtfl="http://schemas.microsoft.com/office/word/2024/wordml/sdtformatlock" xmlns:w16se="http://schemas.microsoft.com/office/word/2015/wordml/symex" xmlns:w16du="http://schemas.microsoft.com/office/word/2023/wordml/word16du" mc:Ignorable="w14 w15 w16se w16cid w16 w16cex w16sdtdh w16sdtfl w16du">
+<w:styles xmlns:mc="http://schemas.openxmlformats.org/markup-compatibility/2006" xmlns:r="http://schemas.openxmlformats.org/officeDocument/2006/relationships" xmlns:w="http://schemas.openxmlformats.org/wordprocessingml/2006/main" xmlns:w14="http://schemas.microsoft.com/office/word/2010/wordml" xmlns:w15="http://schemas.microsoft.com/office/word/2012/wordml" xmlns:w16cex="http://schemas.microsoft.com/office/word/2018/wordml/cex" xmlns:w16cid="http://schemas.microsoft.com/office/word/2016/wordml/cid" xmlns:w16="http://schemas.microsoft.com/office/word/2018/wordml" xmlns:w16du="http://schemas.microsoft.com/office/word/2023/wordml/word16du" xmlns:w16sdtdh="http://schemas.microsoft.com/office/word/2020/wordml/sdtdatahash" xmlns:w16sdtfl="http://schemas.microsoft.com/office/word/2024/wordml/sdtformatlock" xmlns:w16se="http://schemas.microsoft.com/office/word/2015/wordml/symex" mc:Ignorable="w14 w15 w16se w16cid w16 w16cex w16sdtdh w16sdtfl w16du">
   <w:docDefaults>
     <w:rPrDefault>
       <w:rPr>
@@ -2678,7 +2467,7 @@
     <w:lsdException w:name="Unresolved Mention" w:semiHidden="1" w:uiPriority="99" w:unhideWhenUsed="1"/>
     <w:lsdException w:name="Smart Link" w:semiHidden="1" w:uiPriority="99" w:unhideWhenUsed="1"/>
   </w:latentStyles>
-  <w:style w:type="paragraph" w:default="1" w:styleId="a">
+  <w:style w:type="paragraph" w:default="1" w:styleId="Normal">
     <w:name w:val="Normal"/>
     <w:qFormat/>
     <w:rsid w:val="004922E0"/>
@@ -2688,20 +2477,20 @@
       <w:jc w:val="both"/>
     </w:pPr>
     <w:rPr>
-      <w:rFonts w:ascii="Palatino" w:eastAsia="ＭＳ 明朝" w:hAnsi="Palatino" w:cs="Palatino"/>
+      <w:rFonts w:ascii="Palatino" w:eastAsia="MS Mincho" w:hAnsi="Palatino" w:cs="Palatino"/>
       <w:color w:val="000000"/>
       <w:sz w:val="24"/>
       <w:szCs w:val="24"/>
       <w:lang w:val="en-US" w:eastAsia="ja-JP"/>
     </w:rPr>
   </w:style>
-  <w:style w:type="character" w:default="1" w:styleId="a0">
+  <w:style w:type="character" w:default="1" w:styleId="DefaultParagraphFont">
     <w:name w:val="Default Paragraph Font"/>
     <w:uiPriority w:val="1"/>
     <w:semiHidden/>
     <w:unhideWhenUsed/>
   </w:style>
-  <w:style w:type="table" w:default="1" w:styleId="a1">
+  <w:style w:type="table" w:default="1" w:styleId="TableNormal">
     <w:name w:val="Normal Table"/>
     <w:uiPriority w:val="99"/>
     <w:semiHidden/>
@@ -2716,15 +2505,15 @@
       </w:tblCellMar>
     </w:tblPr>
   </w:style>
-  <w:style w:type="numbering" w:default="1" w:styleId="a2">
+  <w:style w:type="numbering" w:default="1" w:styleId="NoList">
     <w:name w:val="No List"/>
     <w:uiPriority w:val="99"/>
     <w:semiHidden/>
     <w:unhideWhenUsed/>
   </w:style>
-  <w:style w:type="character" w:styleId="a3">
+  <w:style w:type="character" w:styleId="Hyperlink">
     <w:name w:val="Hyperlink"/>
-    <w:basedOn w:val="a0"/>
+    <w:basedOn w:val="DefaultParagraphFont"/>
     <w:uiPriority w:val="99"/>
     <w:rPr>
       <w:rFonts w:ascii="Times New Roman" w:hAnsi="Times New Roman" w:cs="Times New Roman"/>
@@ -2732,10 +2521,10 @@
       <w:u w:val="single"/>
     </w:rPr>
   </w:style>
-  <w:style w:type="paragraph" w:styleId="2">
+  <w:style w:type="paragraph" w:styleId="BodyText2">
     <w:name w:val="Body Text 2"/>
-    <w:basedOn w:val="a"/>
-    <w:link w:val="20"/>
+    <w:basedOn w:val="Normal"/>
+    <w:link w:val="BodyText2Char"/>
     <w:uiPriority w:val="99"/>
     <w:pPr>
       <w:ind w:firstLine="284"/>
@@ -2745,25 +2534,25 @@
       <w:szCs w:val="22"/>
     </w:rPr>
   </w:style>
-  <w:style w:type="character" w:customStyle="1" w:styleId="20">
-    <w:name w:val="本文 2 (文字)"/>
-    <w:basedOn w:val="a0"/>
-    <w:link w:val="2"/>
+  <w:style w:type="character" w:customStyle="1" w:styleId="BodyText2Char">
+    <w:name w:val="Body Text 2 Char"/>
+    <w:basedOn w:val="DefaultParagraphFont"/>
+    <w:link w:val="BodyText2"/>
     <w:uiPriority w:val="99"/>
     <w:semiHidden/>
     <w:locked/>
     <w:rPr>
-      <w:rFonts w:ascii="Palatino" w:eastAsia="ＭＳ 明朝" w:hAnsi="Palatino" w:cs="Palatino"/>
+      <w:rFonts w:ascii="Palatino" w:eastAsia="MS Mincho" w:hAnsi="Palatino" w:cs="Palatino"/>
       <w:color w:val="000000"/>
       <w:sz w:val="24"/>
       <w:szCs w:val="24"/>
       <w:lang w:val="en-US" w:eastAsia="ja-JP"/>
     </w:rPr>
   </w:style>
-  <w:style w:type="paragraph" w:styleId="a4">
+  <w:style w:type="paragraph" w:styleId="PlainText">
     <w:name w:val="Plain Text"/>
-    <w:basedOn w:val="a"/>
-    <w:link w:val="a5"/>
+    <w:basedOn w:val="Normal"/>
+    <w:link w:val="PlainTextChar"/>
     <w:uiPriority w:val="99"/>
     <w:pPr>
       <w:jc w:val="left"/>
@@ -2775,23 +2564,23 @@
       <w:szCs w:val="20"/>
     </w:rPr>
   </w:style>
-  <w:style w:type="character" w:customStyle="1" w:styleId="a5">
-    <w:name w:val="書式なし (文字)"/>
-    <w:basedOn w:val="a0"/>
-    <w:link w:val="a4"/>
+  <w:style w:type="character" w:customStyle="1" w:styleId="PlainTextChar">
+    <w:name w:val="Plain Text Char"/>
+    <w:basedOn w:val="DefaultParagraphFont"/>
+    <w:link w:val="PlainText"/>
     <w:uiPriority w:val="99"/>
     <w:semiHidden/>
     <w:locked/>
     <w:rPr>
-      <w:rFonts w:ascii="Courier New" w:eastAsia="ＭＳ 明朝" w:hAnsi="Courier New" w:cs="Courier New"/>
+      <w:rFonts w:ascii="Courier New" w:eastAsia="MS Mincho" w:hAnsi="Courier New" w:cs="Courier New"/>
       <w:color w:val="000000"/>
       <w:lang w:val="en-US" w:eastAsia="ja-JP"/>
     </w:rPr>
   </w:style>
-  <w:style w:type="paragraph" w:styleId="21">
+  <w:style w:type="paragraph" w:styleId="BodyTextIndent2">
     <w:name w:val="Body Text Indent 2"/>
-    <w:basedOn w:val="a"/>
-    <w:link w:val="22"/>
+    <w:basedOn w:val="Normal"/>
+    <w:link w:val="BodyTextIndent2Char"/>
     <w:uiPriority w:val="99"/>
     <w:pPr>
       <w:ind w:firstLine="284"/>
@@ -2804,25 +2593,25 @@
       <w:szCs w:val="22"/>
     </w:rPr>
   </w:style>
-  <w:style w:type="character" w:customStyle="1" w:styleId="22">
-    <w:name w:val="本文インデント 2 (文字)"/>
-    <w:basedOn w:val="a0"/>
-    <w:link w:val="21"/>
+  <w:style w:type="character" w:customStyle="1" w:styleId="BodyTextIndent2Char">
+    <w:name w:val="Body Text Indent 2 Char"/>
+    <w:basedOn w:val="DefaultParagraphFont"/>
+    <w:link w:val="BodyTextIndent2"/>
     <w:uiPriority w:val="99"/>
     <w:semiHidden/>
     <w:locked/>
     <w:rPr>
-      <w:rFonts w:ascii="Palatino" w:eastAsia="ＭＳ 明朝" w:hAnsi="Palatino" w:cs="Palatino"/>
+      <w:rFonts w:ascii="Palatino" w:eastAsia="MS Mincho" w:hAnsi="Palatino" w:cs="Palatino"/>
       <w:color w:val="000000"/>
       <w:sz w:val="24"/>
       <w:szCs w:val="24"/>
       <w:lang w:val="en-US" w:eastAsia="ja-JP"/>
     </w:rPr>
   </w:style>
-  <w:style w:type="paragraph" w:styleId="3">
+  <w:style w:type="paragraph" w:styleId="BodyTextIndent3">
     <w:name w:val="Body Text Indent 3"/>
-    <w:basedOn w:val="a"/>
-    <w:link w:val="30"/>
+    <w:basedOn w:val="Normal"/>
+    <w:link w:val="BodyTextIndent3Char"/>
     <w:uiPriority w:val="99"/>
     <w:pPr>
       <w:ind w:firstLine="284"/>
@@ -2835,25 +2624,25 @@
       <w:szCs w:val="22"/>
     </w:rPr>
   </w:style>
-  <w:style w:type="character" w:customStyle="1" w:styleId="30">
-    <w:name w:val="本文インデント 3 (文字)"/>
-    <w:basedOn w:val="a0"/>
-    <w:link w:val="3"/>
+  <w:style w:type="character" w:customStyle="1" w:styleId="BodyTextIndent3Char">
+    <w:name w:val="Body Text Indent 3 Char"/>
+    <w:basedOn w:val="DefaultParagraphFont"/>
+    <w:link w:val="BodyTextIndent3"/>
     <w:uiPriority w:val="99"/>
     <w:semiHidden/>
     <w:locked/>
     <w:rPr>
-      <w:rFonts w:ascii="Palatino" w:eastAsia="ＭＳ 明朝" w:hAnsi="Palatino" w:cs="Palatino"/>
+      <w:rFonts w:ascii="Palatino" w:eastAsia="MS Mincho" w:hAnsi="Palatino" w:cs="Palatino"/>
       <w:color w:val="000000"/>
       <w:sz w:val="16"/>
       <w:szCs w:val="16"/>
       <w:lang w:val="en-US" w:eastAsia="ja-JP"/>
     </w:rPr>
   </w:style>
-  <w:style w:type="paragraph" w:styleId="a6">
+  <w:style w:type="paragraph" w:styleId="Header">
     <w:name w:val="header"/>
-    <w:basedOn w:val="a"/>
-    <w:link w:val="a7"/>
+    <w:basedOn w:val="Normal"/>
+    <w:link w:val="HeaderChar"/>
     <w:uiPriority w:val="99"/>
     <w:rsid w:val="00E4528E"/>
     <w:pPr>
@@ -2863,25 +2652,25 @@
       </w:tabs>
     </w:pPr>
   </w:style>
-  <w:style w:type="character" w:customStyle="1" w:styleId="a7">
-    <w:name w:val="ヘッダー (文字)"/>
-    <w:basedOn w:val="a0"/>
-    <w:link w:val="a6"/>
+  <w:style w:type="character" w:customStyle="1" w:styleId="HeaderChar">
+    <w:name w:val="Header Char"/>
+    <w:basedOn w:val="DefaultParagraphFont"/>
+    <w:link w:val="Header"/>
     <w:uiPriority w:val="99"/>
     <w:semiHidden/>
     <w:locked/>
     <w:rPr>
-      <w:rFonts w:ascii="Palatino" w:eastAsia="ＭＳ 明朝" w:hAnsi="Palatino" w:cs="Palatino"/>
+      <w:rFonts w:ascii="Palatino" w:eastAsia="MS Mincho" w:hAnsi="Palatino" w:cs="Palatino"/>
       <w:color w:val="000000"/>
       <w:sz w:val="24"/>
       <w:szCs w:val="24"/>
       <w:lang w:val="en-US" w:eastAsia="ja-JP"/>
     </w:rPr>
   </w:style>
-  <w:style w:type="paragraph" w:styleId="a8">
+  <w:style w:type="paragraph" w:styleId="Footer">
     <w:name w:val="footer"/>
-    <w:basedOn w:val="a"/>
-    <w:link w:val="a9"/>
+    <w:basedOn w:val="Normal"/>
+    <w:link w:val="FooterChar"/>
     <w:uiPriority w:val="99"/>
     <w:rsid w:val="00E4528E"/>
     <w:pPr>
@@ -2891,33 +2680,33 @@
       </w:tabs>
     </w:pPr>
   </w:style>
-  <w:style w:type="character" w:customStyle="1" w:styleId="a9">
-    <w:name w:val="フッター (文字)"/>
-    <w:basedOn w:val="a0"/>
-    <w:link w:val="a8"/>
+  <w:style w:type="character" w:customStyle="1" w:styleId="FooterChar">
+    <w:name w:val="Footer Char"/>
+    <w:basedOn w:val="DefaultParagraphFont"/>
+    <w:link w:val="Footer"/>
     <w:uiPriority w:val="99"/>
     <w:semiHidden/>
     <w:locked/>
     <w:rPr>
-      <w:rFonts w:ascii="Palatino" w:eastAsia="ＭＳ 明朝" w:hAnsi="Palatino" w:cs="Palatino"/>
+      <w:rFonts w:ascii="Palatino" w:eastAsia="MS Mincho" w:hAnsi="Palatino" w:cs="Palatino"/>
       <w:color w:val="000000"/>
       <w:sz w:val="24"/>
       <w:szCs w:val="24"/>
       <w:lang w:val="en-US" w:eastAsia="ja-JP"/>
     </w:rPr>
   </w:style>
-  <w:style w:type="character" w:styleId="aa">
+  <w:style w:type="character" w:styleId="PageNumber">
     <w:name w:val="page number"/>
-    <w:basedOn w:val="a0"/>
+    <w:basedOn w:val="DefaultParagraphFont"/>
     <w:uiPriority w:val="99"/>
     <w:rsid w:val="00E4528E"/>
     <w:rPr>
       <w:rFonts w:cs="Times New Roman"/>
     </w:rPr>
   </w:style>
-  <w:style w:type="character" w:styleId="ab">
+  <w:style w:type="character" w:styleId="UnresolvedMention">
     <w:name w:val="Unresolved Mention"/>
-    <w:basedOn w:val="a0"/>
+    <w:basedOn w:val="DefaultParagraphFont"/>
     <w:uiPriority w:val="99"/>
     <w:semiHidden/>
     <w:unhideWhenUsed/>
@@ -2928,55 +2717,55 @@
       <w:shd w:val="clear" w:color="auto" w:fill="E1DFDD"/>
     </w:rPr>
   </w:style>
-  <w:style w:type="character" w:styleId="ac">
+  <w:style w:type="character" w:styleId="CommentReference">
     <w:name w:val="annotation reference"/>
-    <w:basedOn w:val="a0"/>
+    <w:basedOn w:val="DefaultParagraphFont"/>
     <w:rsid w:val="00AD0D1D"/>
     <w:rPr>
       <w:sz w:val="18"/>
       <w:szCs w:val="18"/>
     </w:rPr>
   </w:style>
-  <w:style w:type="paragraph" w:styleId="ad">
+  <w:style w:type="paragraph" w:styleId="CommentText">
     <w:name w:val="annotation text"/>
-    <w:basedOn w:val="a"/>
-    <w:link w:val="ae"/>
+    <w:basedOn w:val="Normal"/>
+    <w:link w:val="CommentTextChar"/>
     <w:rsid w:val="00AD0D1D"/>
     <w:pPr>
       <w:jc w:val="left"/>
     </w:pPr>
   </w:style>
-  <w:style w:type="character" w:customStyle="1" w:styleId="ae">
-    <w:name w:val="コメント文字列 (文字)"/>
-    <w:basedOn w:val="a0"/>
-    <w:link w:val="ad"/>
+  <w:style w:type="character" w:customStyle="1" w:styleId="CommentTextChar">
+    <w:name w:val="Comment Text Char"/>
+    <w:basedOn w:val="DefaultParagraphFont"/>
+    <w:link w:val="CommentText"/>
     <w:rsid w:val="00AD0D1D"/>
     <w:rPr>
-      <w:rFonts w:ascii="Palatino" w:eastAsia="ＭＳ 明朝" w:hAnsi="Palatino" w:cs="Palatino"/>
+      <w:rFonts w:ascii="Palatino" w:eastAsia="MS Mincho" w:hAnsi="Palatino" w:cs="Palatino"/>
       <w:color w:val="000000"/>
       <w:sz w:val="24"/>
       <w:szCs w:val="24"/>
       <w:lang w:val="en-US" w:eastAsia="ja-JP"/>
     </w:rPr>
   </w:style>
-  <w:style w:type="paragraph" w:styleId="af">
+  <w:style w:type="paragraph" w:styleId="CommentSubject">
     <w:name w:val="annotation subject"/>
-    <w:basedOn w:val="ad"/>
-    <w:next w:val="ad"/>
-    <w:link w:val="af0"/>
+    <w:basedOn w:val="CommentText"/>
+    <w:next w:val="CommentText"/>
+    <w:link w:val="CommentSubjectChar"/>
     <w:rsid w:val="00AD0D1D"/>
     <w:rPr>
       <w:b/>
       <w:bCs/>
     </w:rPr>
   </w:style>
-  <w:style w:type="character" w:customStyle="1" w:styleId="af0">
-    <w:name w:val="コメント内容 (文字)"/>
-    <w:basedOn w:val="ae"/>
-    <w:link w:val="af"/>
+  <w:style w:type="character" w:customStyle="1" w:styleId="CommentSubjectChar">
+    <w:name w:val="Comment Subject Char"/>
+    <w:basedOn w:val="CommentTextChar"/>
+    <w:link w:val="CommentSubject"/>
     <w:rsid w:val="00AD0D1D"/>
     <w:rPr>
-      <w:rFonts w:ascii="Palatino" w:eastAsia="ＭＳ 明朝" w:hAnsi="Palatino" w:cs="Palatino"/>
+      <w:rFonts w:ascii="Palatino" w:eastAsia="MS Mincho" w:hAnsi="Palatino" w:cs="Palatino"/>
       <w:b/>
       <w:bCs/>
       <w:color w:val="000000"/>
@@ -2985,9 +2774,9 @@
       <w:lang w:val="en-US" w:eastAsia="ja-JP"/>
     </w:rPr>
   </w:style>
-  <w:style w:type="paragraph" w:styleId="af1">
+  <w:style w:type="paragraph" w:styleId="ListParagraph">
     <w:name w:val="List Paragraph"/>
-    <w:basedOn w:val="a"/>
+    <w:basedOn w:val="Normal"/>
     <w:uiPriority w:val="34"/>
     <w:qFormat/>
     <w:rsid w:val="00D77599"/>
@@ -2995,9 +2784,9 @@
       <w:ind w:leftChars="400" w:left="840"/>
     </w:pPr>
   </w:style>
-  <w:style w:type="character" w:styleId="af2">
+  <w:style w:type="character" w:styleId="PlaceholderText">
     <w:name w:val="Placeholder Text"/>
-    <w:basedOn w:val="a0"/>
+    <w:basedOn w:val="DefaultParagraphFont"/>
     <w:uiPriority w:val="99"/>
     <w:semiHidden/>
     <w:rsid w:val="00ED55D6"/>
